--- a/assets/lessons/ne-speshi-sudit/Ne_speshi_sudit_Razdatka.docx
+++ b/assets/lessons/ne-speshi-sudit/Ne_speshi_sudit_Razdatka.docx
@@ -4,76 +4,371 @@
   <w:body>
     <w:p>
       <w:pPr>
-        <w:pStyle w:val="Title"/>
+        <w:pStyle w:val="Heading1"/>
       </w:pPr>
       <w:r>
-        <w:t>Не спеши судить</w:t>
-      </w:r>
-    </w:p>
-    <w:p>
-      <w:pPr>
-        <w:pStyle w:val="Subtitle"/>
-      </w:pPr>
-      <w:r>
-        <w:t>Карточки для работы в парах</w:t>
+        <w:t>Категории и высказывания</w:t>
       </w:r>
     </w:p>
     <w:p>
       <w:r>
-        <w:t>Разрежьте страницу на названия категорий и высказывания. Разложите высказывания под подходящим названием. Объясните, что можно проверить, а что требует уточнения.</w:t>
+        <w:t>Разрежьте карточки. Распределите высказывания по категориям. Объясните, что можно проверить, а что требует уточнения.</w:t>
       </w:r>
     </w:p>
-    <w:p>
-      <w:pPr>
-        <w:spacing w:before="200"/>
-      </w:pPr>
-      <w:r>
-        <w:rPr>
-          <w:b/>
-          <w:sz w:val="30"/>
-        </w:rPr>
-        <w:t>ФАКТ</w:t>
-      </w:r>
-    </w:p>
-    <w:p>
-      <w:r>
-        <w:t>Что можно увидеть или проверить.</w:t>
-      </w:r>
-    </w:p>
-    <w:p>
-      <w:pPr>
-        <w:spacing w:before="200"/>
-      </w:pPr>
-      <w:r>
-        <w:rPr>
-          <w:b/>
-          <w:sz w:val="30"/>
-        </w:rPr>
-        <w:t>ПРЕДПОЛОЖЕНИЕ</w:t>
-      </w:r>
-    </w:p>
-    <w:p>
-      <w:r>
-        <w:t>Возможное объяснение, которое нужно уточнить.</w:t>
-      </w:r>
-    </w:p>
-    <w:p>
-      <w:pPr>
-        <w:spacing w:before="200"/>
-      </w:pPr>
-      <w:r>
-        <w:rPr>
-          <w:b/>
-          <w:sz w:val="30"/>
-        </w:rPr>
-        <w:t>ЯРЛЫК</w:t>
-      </w:r>
-    </w:p>
-    <w:p>
-      <w:r>
-        <w:t>Общий приговор человеку по отдельному случаю.</w:t>
-      </w:r>
-    </w:p>
+    <w:tbl>
+      <w:tblPr>
+        <w:tblW w:type="auto" w:w="0"/>
+        <w:tblLayout w:type="fixed"/>
+        <w:tblLook w:firstColumn="1" w:firstRow="1" w:lastColumn="0" w:lastRow="0" w:noHBand="0" w:noVBand="1" w:val="04A0"/>
+      </w:tblPr>
+      <w:tblGrid>
+        <w:gridCol w:w="5040"/>
+        <w:gridCol w:w="5040"/>
+      </w:tblGrid>
+      <w:tr>
+        <w:trPr>
+          <w:cantSplit/>
+        </w:trPr>
+        <w:tc>
+          <w:tcPr>
+            <w:tcW w:type="dxa" w:w="5040"/>
+            <w:vAlign w:val="center"/>
+            <w:tcBorders>
+              <w:top w:val="dashed" w:sz="4" w:color="8C8C8C"/>
+              <w:left w:val="dashed" w:sz="4" w:color="8C8C8C"/>
+              <w:bottom w:val="dashed" w:sz="4" w:color="8C8C8C"/>
+              <w:right w:val="dashed" w:sz="4" w:color="8C8C8C"/>
+            </w:tcBorders>
+          </w:tcPr>
+          <w:p>
+            <w:pPr>
+              <w:spacing w:after="0" w:line="20" w:lineRule="exact"/>
+            </w:pPr>
+            <w:r>
+              <w:rPr>
+                <w:sz w:val="2"/>
+              </w:rPr>
+            </w:r>
+          </w:p>
+          <w:tbl>
+            <w:tblPr>
+              <w:tblW w:type="auto" w:w="0"/>
+              <w:tblLayout w:type="fixed"/>
+              <w:tblLook w:firstColumn="1" w:firstRow="1" w:lastColumn="0" w:lastRow="0" w:noHBand="0" w:noVBand="1" w:val="04A0"/>
+            </w:tblPr>
+            <w:tblGrid>
+              <w:gridCol w:w="1584"/>
+              <w:gridCol w:w="3024"/>
+            </w:tblGrid>
+            <w:tr>
+              <w:tc>
+                <w:tcPr>
+                  <w:tcW w:type="dxa" w:w="1584"/>
+                  <w:vAlign w:val="center"/>
+                </w:tcPr>
+                <w:p>
+                  <w:pPr>
+                    <w:spacing w:after="40"/>
+                  </w:pPr>
+                  <w:r>
+                    <w:drawing>
+                      <wp:inline xmlns:a="http://schemas.openxmlformats.org/drawingml/2006/main" xmlns:pic="http://schemas.openxmlformats.org/drawingml/2006/picture">
+                        <wp:extent cx="868680" cy="488892"/>
+                        <wp:docPr id="1" name="Picture 1" descr="Иллюстрация по теме карточки"/>
+                        <wp:cNvGraphicFramePr>
+                          <a:graphicFrameLocks noChangeAspect="1"/>
+                        </wp:cNvGraphicFramePr>
+                        <a:graphic>
+                          <a:graphicData uri="http://schemas.openxmlformats.org/drawingml/2006/picture">
+                            <pic:pic>
+                              <pic:nvPicPr>
+                                <pic:cNvPr id="0" name="02.jpg"/>
+                                <pic:cNvPicPr/>
+                              </pic:nvPicPr>
+                              <pic:blipFill>
+                                <a:blip r:embed="rId10"/>
+                                <a:stretch>
+                                  <a:fillRect/>
+                                </a:stretch>
+                              </pic:blipFill>
+                              <pic:spPr>
+                                <a:xfrm>
+                                  <a:off x="0" y="0"/>
+                                  <a:ext cx="868680" cy="488892"/>
+                                </a:xfrm>
+                                <a:prstGeom prst="rect"/>
+                              </pic:spPr>
+                            </pic:pic>
+                          </a:graphicData>
+                        </a:graphic>
+                      </wp:inline>
+                    </w:drawing>
+                  </w:r>
+                </w:p>
+              </w:tc>
+              <w:tc>
+                <w:tcPr>
+                  <w:tcW w:type="dxa" w:w="3024"/>
+                  <w:vAlign w:val="center"/>
+                </w:tcPr>
+                <w:p>
+                  <w:pPr>
+                    <w:spacing w:after="40" w:line="240" w:lineRule="auto"/>
+                  </w:pPr>
+                  <w:r>
+                    <w:rPr>
+                      <w:sz w:val="22"/>
+                    </w:rPr>
+                    <w:t>ФАКТ</w:t>
+                    <w:br/>
+                    <w:t>Что можно увидеть или проверить.</w:t>
+                  </w:r>
+                </w:p>
+              </w:tc>
+            </w:tr>
+          </w:tbl>
+          <w:p>
+            <w:pPr>
+              <w:spacing w:after="0" w:line="20" w:lineRule="exact"/>
+            </w:pPr>
+            <w:r>
+              <w:rPr>
+                <w:sz w:val="2"/>
+              </w:rPr>
+            </w:r>
+          </w:p>
+        </w:tc>
+        <w:tc>
+          <w:tcPr>
+            <w:tcW w:type="dxa" w:w="5040"/>
+            <w:vAlign w:val="center"/>
+            <w:tcBorders>
+              <w:top w:val="dashed" w:sz="4" w:color="8C8C8C"/>
+              <w:left w:val="dashed" w:sz="4" w:color="8C8C8C"/>
+              <w:bottom w:val="dashed" w:sz="4" w:color="8C8C8C"/>
+              <w:right w:val="dashed" w:sz="4" w:color="8C8C8C"/>
+            </w:tcBorders>
+          </w:tcPr>
+          <w:p>
+            <w:pPr>
+              <w:spacing w:after="0" w:line="20" w:lineRule="exact"/>
+            </w:pPr>
+            <w:r>
+              <w:rPr>
+                <w:sz w:val="2"/>
+              </w:rPr>
+            </w:r>
+          </w:p>
+          <w:tbl>
+            <w:tblPr>
+              <w:tblW w:type="auto" w:w="0"/>
+              <w:tblLayout w:type="fixed"/>
+              <w:tblLook w:firstColumn="1" w:firstRow="1" w:lastColumn="0" w:lastRow="0" w:noHBand="0" w:noVBand="1" w:val="04A0"/>
+            </w:tblPr>
+            <w:tblGrid>
+              <w:gridCol w:w="1584"/>
+              <w:gridCol w:w="3024"/>
+            </w:tblGrid>
+            <w:tr>
+              <w:tc>
+                <w:tcPr>
+                  <w:tcW w:type="dxa" w:w="1584"/>
+                  <w:vAlign w:val="center"/>
+                </w:tcPr>
+                <w:p>
+                  <w:pPr>
+                    <w:spacing w:after="40"/>
+                  </w:pPr>
+                  <w:r>
+                    <w:drawing>
+                      <wp:inline xmlns:a="http://schemas.openxmlformats.org/drawingml/2006/main" xmlns:pic="http://schemas.openxmlformats.org/drawingml/2006/picture">
+                        <wp:extent cx="868680" cy="488892"/>
+                        <wp:docPr id="2" name="Picture 2" descr="Иллюстрация по теме карточки"/>
+                        <wp:cNvGraphicFramePr>
+                          <a:graphicFrameLocks noChangeAspect="1"/>
+                        </wp:cNvGraphicFramePr>
+                        <a:graphic>
+                          <a:graphicData uri="http://schemas.openxmlformats.org/drawingml/2006/picture">
+                            <pic:pic>
+                              <pic:nvPicPr>
+                                <pic:cNvPr id="0" name="03.jpg"/>
+                                <pic:cNvPicPr/>
+                              </pic:nvPicPr>
+                              <pic:blipFill>
+                                <a:blip r:embed="rId11"/>
+                                <a:stretch>
+                                  <a:fillRect/>
+                                </a:stretch>
+                              </pic:blipFill>
+                              <pic:spPr>
+                                <a:xfrm>
+                                  <a:off x="0" y="0"/>
+                                  <a:ext cx="868680" cy="488892"/>
+                                </a:xfrm>
+                                <a:prstGeom prst="rect"/>
+                              </pic:spPr>
+                            </pic:pic>
+                          </a:graphicData>
+                        </a:graphic>
+                      </wp:inline>
+                    </w:drawing>
+                  </w:r>
+                </w:p>
+              </w:tc>
+              <w:tc>
+                <w:tcPr>
+                  <w:tcW w:type="dxa" w:w="3024"/>
+                  <w:vAlign w:val="center"/>
+                </w:tcPr>
+                <w:p>
+                  <w:pPr>
+                    <w:spacing w:after="40" w:line="240" w:lineRule="auto"/>
+                  </w:pPr>
+                  <w:r>
+                    <w:rPr>
+                      <w:sz w:val="22"/>
+                    </w:rPr>
+                    <w:t>ПРЕДПОЛОЖЕНИЕ</w:t>
+                    <w:br/>
+                    <w:t>Возможное объяснение. Нужно уточнить.</w:t>
+                  </w:r>
+                </w:p>
+              </w:tc>
+            </w:tr>
+          </w:tbl>
+          <w:p>
+            <w:pPr>
+              <w:spacing w:after="0" w:line="20" w:lineRule="exact"/>
+            </w:pPr>
+            <w:r>
+              <w:rPr>
+                <w:sz w:val="2"/>
+              </w:rPr>
+            </w:r>
+          </w:p>
+        </w:tc>
+      </w:tr>
+      <w:tr>
+        <w:trPr>
+          <w:cantSplit/>
+        </w:trPr>
+        <w:tc>
+          <w:tcPr>
+            <w:tcW w:type="dxa" w:w="5040"/>
+            <w:vAlign w:val="center"/>
+            <w:tcBorders>
+              <w:top w:val="dashed" w:sz="4" w:color="8C8C8C"/>
+              <w:left w:val="dashed" w:sz="4" w:color="8C8C8C"/>
+              <w:bottom w:val="dashed" w:sz="4" w:color="8C8C8C"/>
+              <w:right w:val="dashed" w:sz="4" w:color="8C8C8C"/>
+            </w:tcBorders>
+          </w:tcPr>
+          <w:p>
+            <w:pPr>
+              <w:spacing w:after="0" w:line="20" w:lineRule="exact"/>
+            </w:pPr>
+            <w:r>
+              <w:rPr>
+                <w:sz w:val="2"/>
+              </w:rPr>
+            </w:r>
+          </w:p>
+          <w:tbl>
+            <w:tblPr>
+              <w:tblW w:type="auto" w:w="0"/>
+              <w:tblLayout w:type="fixed"/>
+              <w:tblLook w:firstColumn="1" w:firstRow="1" w:lastColumn="0" w:lastRow="0" w:noHBand="0" w:noVBand="1" w:val="04A0"/>
+            </w:tblPr>
+            <w:tblGrid>
+              <w:gridCol w:w="1584"/>
+              <w:gridCol w:w="3024"/>
+            </w:tblGrid>
+            <w:tr>
+              <w:tc>
+                <w:tcPr>
+                  <w:tcW w:type="dxa" w:w="1584"/>
+                  <w:vAlign w:val="center"/>
+                </w:tcPr>
+                <w:p>
+                  <w:pPr>
+                    <w:spacing w:after="40"/>
+                  </w:pPr>
+                  <w:r>
+                    <w:drawing>
+                      <wp:inline xmlns:a="http://schemas.openxmlformats.org/drawingml/2006/main" xmlns:pic="http://schemas.openxmlformats.org/drawingml/2006/picture">
+                        <wp:extent cx="868680" cy="488892"/>
+                        <wp:docPr id="3" name="Picture 3" descr="Иллюстрация по теме карточки"/>
+                        <wp:cNvGraphicFramePr>
+                          <a:graphicFrameLocks noChangeAspect="1"/>
+                        </wp:cNvGraphicFramePr>
+                        <a:graphic>
+                          <a:graphicData uri="http://schemas.openxmlformats.org/drawingml/2006/picture">
+                            <pic:pic>
+                              <pic:nvPicPr>
+                                <pic:cNvPr id="0" name="04.jpg"/>
+                                <pic:cNvPicPr/>
+                              </pic:nvPicPr>
+                              <pic:blipFill>
+                                <a:blip r:embed="rId12"/>
+                                <a:stretch>
+                                  <a:fillRect/>
+                                </a:stretch>
+                              </pic:blipFill>
+                              <pic:spPr>
+                                <a:xfrm>
+                                  <a:off x="0" y="0"/>
+                                  <a:ext cx="868680" cy="488892"/>
+                                </a:xfrm>
+                                <a:prstGeom prst="rect"/>
+                              </pic:spPr>
+                            </pic:pic>
+                          </a:graphicData>
+                        </a:graphic>
+                      </wp:inline>
+                    </w:drawing>
+                  </w:r>
+                </w:p>
+              </w:tc>
+              <w:tc>
+                <w:tcPr>
+                  <w:tcW w:type="dxa" w:w="3024"/>
+                  <w:vAlign w:val="center"/>
+                </w:tcPr>
+                <w:p>
+                  <w:pPr>
+                    <w:spacing w:after="40" w:line="240" w:lineRule="auto"/>
+                  </w:pPr>
+                  <w:r>
+                    <w:rPr>
+                      <w:sz w:val="22"/>
+                    </w:rPr>
+                    <w:t>ЯРЛЫК</w:t>
+                    <w:br/>
+                    <w:t>Общий приговор человеку по отдельному случаю.</w:t>
+                  </w:r>
+                </w:p>
+              </w:tc>
+            </w:tr>
+          </w:tbl>
+          <w:p>
+            <w:pPr>
+              <w:spacing w:after="0" w:line="20" w:lineRule="exact"/>
+            </w:pPr>
+            <w:r>
+              <w:rPr>
+                <w:sz w:val="2"/>
+              </w:rPr>
+            </w:r>
+          </w:p>
+        </w:tc>
+        <w:tc>
+          <w:tcPr>
+            <w:tcW w:type="dxa" w:w="5040"/>
+          </w:tcPr>
+          <w:p/>
+        </w:tc>
+      </w:tr>
+    </w:tbl>
     <w:p>
       <w:pPr>
         <w:pStyle w:val="Heading2"/>
@@ -82,39 +377,677 @@
         <w:t>Высказывания для распределения</w:t>
       </w:r>
     </w:p>
+    <w:tbl>
+      <w:tblPr>
+        <w:tblW w:type="auto" w:w="0"/>
+        <w:tblLayout w:type="fixed"/>
+        <w:tblLook w:firstColumn="1" w:firstRow="1" w:lastColumn="0" w:lastRow="0" w:noHBand="0" w:noVBand="1" w:val="04A0"/>
+      </w:tblPr>
+      <w:tblGrid>
+        <w:gridCol w:w="5040"/>
+        <w:gridCol w:w="5040"/>
+      </w:tblGrid>
+      <w:tr>
+        <w:trPr>
+          <w:cantSplit/>
+        </w:trPr>
+        <w:tc>
+          <w:tcPr>
+            <w:tcW w:type="dxa" w:w="5040"/>
+            <w:vAlign w:val="center"/>
+            <w:tcBorders>
+              <w:top w:val="dashed" w:sz="4" w:color="8C8C8C"/>
+              <w:left w:val="dashed" w:sz="4" w:color="8C8C8C"/>
+              <w:bottom w:val="dashed" w:sz="4" w:color="8C8C8C"/>
+              <w:right w:val="dashed" w:sz="4" w:color="8C8C8C"/>
+            </w:tcBorders>
+          </w:tcPr>
+          <w:p>
+            <w:pPr>
+              <w:spacing w:after="0" w:line="20" w:lineRule="exact"/>
+            </w:pPr>
+            <w:r>
+              <w:rPr>
+                <w:sz w:val="2"/>
+              </w:rPr>
+            </w:r>
+          </w:p>
+          <w:tbl>
+            <w:tblPr>
+              <w:tblW w:type="auto" w:w="0"/>
+              <w:tblLayout w:type="fixed"/>
+              <w:tblLook w:firstColumn="1" w:firstRow="1" w:lastColumn="0" w:lastRow="0" w:noHBand="0" w:noVBand="1" w:val="04A0"/>
+            </w:tblPr>
+            <w:tblGrid>
+              <w:gridCol w:w="1584"/>
+              <w:gridCol w:w="3024"/>
+            </w:tblGrid>
+            <w:tr>
+              <w:tc>
+                <w:tcPr>
+                  <w:tcW w:type="dxa" w:w="1584"/>
+                  <w:vAlign w:val="center"/>
+                </w:tcPr>
+                <w:p>
+                  <w:pPr>
+                    <w:spacing w:after="40"/>
+                  </w:pPr>
+                  <w:r>
+                    <w:drawing>
+                      <wp:inline xmlns:a="http://schemas.openxmlformats.org/drawingml/2006/main" xmlns:pic="http://schemas.openxmlformats.org/drawingml/2006/picture">
+                        <wp:extent cx="868680" cy="488892"/>
+                        <wp:docPr id="4" name="Picture 4" descr="Иллюстрация по теме карточки"/>
+                        <wp:cNvGraphicFramePr>
+                          <a:graphicFrameLocks noChangeAspect="1"/>
+                        </wp:cNvGraphicFramePr>
+                        <a:graphic>
+                          <a:graphicData uri="http://schemas.openxmlformats.org/drawingml/2006/picture">
+                            <pic:pic>
+                              <pic:nvPicPr>
+                                <pic:cNvPr id="0" name="02.jpg"/>
+                                <pic:cNvPicPr/>
+                              </pic:nvPicPr>
+                              <pic:blipFill>
+                                <a:blip r:embed="rId10"/>
+                                <a:stretch>
+                                  <a:fillRect/>
+                                </a:stretch>
+                              </pic:blipFill>
+                              <pic:spPr>
+                                <a:xfrm>
+                                  <a:off x="0" y="0"/>
+                                  <a:ext cx="868680" cy="488892"/>
+                                </a:xfrm>
+                                <a:prstGeom prst="rect"/>
+                              </pic:spPr>
+                            </pic:pic>
+                          </a:graphicData>
+                        </a:graphic>
+                      </wp:inline>
+                    </w:drawing>
+                  </w:r>
+                </w:p>
+              </w:tc>
+              <w:tc>
+                <w:tcPr>
+                  <w:tcW w:type="dxa" w:w="3024"/>
+                  <w:vAlign w:val="center"/>
+                </w:tcPr>
+                <w:p>
+                  <w:pPr>
+                    <w:spacing w:after="40" w:line="240" w:lineRule="auto"/>
+                  </w:pPr>
+                  <w:r>
+                    <w:rPr>
+                      <w:sz w:val="22"/>
+                    </w:rPr>
+                    <w:t>1. Он сидит отдельно.</w:t>
+                  </w:r>
+                </w:p>
+              </w:tc>
+            </w:tr>
+          </w:tbl>
+          <w:p>
+            <w:pPr>
+              <w:spacing w:after="0" w:line="20" w:lineRule="exact"/>
+            </w:pPr>
+            <w:r>
+              <w:rPr>
+                <w:sz w:val="2"/>
+              </w:rPr>
+            </w:r>
+          </w:p>
+        </w:tc>
+        <w:tc>
+          <w:tcPr>
+            <w:tcW w:type="dxa" w:w="5040"/>
+            <w:vAlign w:val="center"/>
+            <w:tcBorders>
+              <w:top w:val="dashed" w:sz="4" w:color="8C8C8C"/>
+              <w:left w:val="dashed" w:sz="4" w:color="8C8C8C"/>
+              <w:bottom w:val="dashed" w:sz="4" w:color="8C8C8C"/>
+              <w:right w:val="dashed" w:sz="4" w:color="8C8C8C"/>
+            </w:tcBorders>
+          </w:tcPr>
+          <w:p>
+            <w:pPr>
+              <w:spacing w:after="0" w:line="20" w:lineRule="exact"/>
+            </w:pPr>
+            <w:r>
+              <w:rPr>
+                <w:sz w:val="2"/>
+              </w:rPr>
+            </w:r>
+          </w:p>
+          <w:tbl>
+            <w:tblPr>
+              <w:tblW w:type="auto" w:w="0"/>
+              <w:tblLayout w:type="fixed"/>
+              <w:tblLook w:firstColumn="1" w:firstRow="1" w:lastColumn="0" w:lastRow="0" w:noHBand="0" w:noVBand="1" w:val="04A0"/>
+            </w:tblPr>
+            <w:tblGrid>
+              <w:gridCol w:w="1584"/>
+              <w:gridCol w:w="3024"/>
+            </w:tblGrid>
+            <w:tr>
+              <w:tc>
+                <w:tcPr>
+                  <w:tcW w:type="dxa" w:w="1584"/>
+                  <w:vAlign w:val="center"/>
+                </w:tcPr>
+                <w:p>
+                  <w:pPr>
+                    <w:spacing w:after="40"/>
+                  </w:pPr>
+                  <w:r>
+                    <w:drawing>
+                      <wp:inline xmlns:a="http://schemas.openxmlformats.org/drawingml/2006/main" xmlns:pic="http://schemas.openxmlformats.org/drawingml/2006/picture">
+                        <wp:extent cx="868680" cy="488892"/>
+                        <wp:docPr id="5" name="Picture 5" descr="Иллюстрация по теме карточки"/>
+                        <wp:cNvGraphicFramePr>
+                          <a:graphicFrameLocks noChangeAspect="1"/>
+                        </wp:cNvGraphicFramePr>
+                        <a:graphic>
+                          <a:graphicData uri="http://schemas.openxmlformats.org/drawingml/2006/picture">
+                            <pic:pic>
+                              <pic:nvPicPr>
+                                <pic:cNvPr id="0" name="02.jpg"/>
+                                <pic:cNvPicPr/>
+                              </pic:nvPicPr>
+                              <pic:blipFill>
+                                <a:blip r:embed="rId10"/>
+                                <a:stretch>
+                                  <a:fillRect/>
+                                </a:stretch>
+                              </pic:blipFill>
+                              <pic:spPr>
+                                <a:xfrm>
+                                  <a:off x="0" y="0"/>
+                                  <a:ext cx="868680" cy="488892"/>
+                                </a:xfrm>
+                                <a:prstGeom prst="rect"/>
+                              </pic:spPr>
+                            </pic:pic>
+                          </a:graphicData>
+                        </a:graphic>
+                      </wp:inline>
+                    </w:drawing>
+                  </w:r>
+                </w:p>
+              </w:tc>
+              <w:tc>
+                <w:tcPr>
+                  <w:tcW w:type="dxa" w:w="3024"/>
+                  <w:vAlign w:val="center"/>
+                </w:tcPr>
+                <w:p>
+                  <w:pPr>
+                    <w:spacing w:after="40" w:line="240" w:lineRule="auto"/>
+                  </w:pPr>
+                  <w:r>
+                    <w:rPr>
+                      <w:sz w:val="22"/>
+                    </w:rPr>
+                    <w:t>2. Он не хочет помогать.</w:t>
+                  </w:r>
+                </w:p>
+              </w:tc>
+            </w:tr>
+          </w:tbl>
+          <w:p>
+            <w:pPr>
+              <w:spacing w:after="0" w:line="20" w:lineRule="exact"/>
+            </w:pPr>
+            <w:r>
+              <w:rPr>
+                <w:sz w:val="2"/>
+              </w:rPr>
+            </w:r>
+          </w:p>
+        </w:tc>
+      </w:tr>
+      <w:tr>
+        <w:trPr>
+          <w:cantSplit/>
+        </w:trPr>
+        <w:tc>
+          <w:tcPr>
+            <w:tcW w:type="dxa" w:w="5040"/>
+            <w:vAlign w:val="center"/>
+            <w:tcBorders>
+              <w:top w:val="dashed" w:sz="4" w:color="8C8C8C"/>
+              <w:left w:val="dashed" w:sz="4" w:color="8C8C8C"/>
+              <w:bottom w:val="dashed" w:sz="4" w:color="8C8C8C"/>
+              <w:right w:val="dashed" w:sz="4" w:color="8C8C8C"/>
+            </w:tcBorders>
+          </w:tcPr>
+          <w:p>
+            <w:pPr>
+              <w:spacing w:after="0" w:line="20" w:lineRule="exact"/>
+            </w:pPr>
+            <w:r>
+              <w:rPr>
+                <w:sz w:val="2"/>
+              </w:rPr>
+            </w:r>
+          </w:p>
+          <w:tbl>
+            <w:tblPr>
+              <w:tblW w:type="auto" w:w="0"/>
+              <w:tblLayout w:type="fixed"/>
+              <w:tblLook w:firstColumn="1" w:firstRow="1" w:lastColumn="0" w:lastRow="0" w:noHBand="0" w:noVBand="1" w:val="04A0"/>
+            </w:tblPr>
+            <w:tblGrid>
+              <w:gridCol w:w="1584"/>
+              <w:gridCol w:w="3024"/>
+            </w:tblGrid>
+            <w:tr>
+              <w:tc>
+                <w:tcPr>
+                  <w:tcW w:type="dxa" w:w="1584"/>
+                  <w:vAlign w:val="center"/>
+                </w:tcPr>
+                <w:p>
+                  <w:pPr>
+                    <w:spacing w:after="40"/>
+                  </w:pPr>
+                  <w:r>
+                    <w:drawing>
+                      <wp:inline xmlns:a="http://schemas.openxmlformats.org/drawingml/2006/main" xmlns:pic="http://schemas.openxmlformats.org/drawingml/2006/picture">
+                        <wp:extent cx="868680" cy="488892"/>
+                        <wp:docPr id="6" name="Picture 6" descr="Иллюстрация по теме карточки"/>
+                        <wp:cNvGraphicFramePr>
+                          <a:graphicFrameLocks noChangeAspect="1"/>
+                        </wp:cNvGraphicFramePr>
+                        <a:graphic>
+                          <a:graphicData uri="http://schemas.openxmlformats.org/drawingml/2006/picture">
+                            <pic:pic>
+                              <pic:nvPicPr>
+                                <pic:cNvPr id="0" name="02.jpg"/>
+                                <pic:cNvPicPr/>
+                              </pic:nvPicPr>
+                              <pic:blipFill>
+                                <a:blip r:embed="rId10"/>
+                                <a:stretch>
+                                  <a:fillRect/>
+                                </a:stretch>
+                              </pic:blipFill>
+                              <pic:spPr>
+                                <a:xfrm>
+                                  <a:off x="0" y="0"/>
+                                  <a:ext cx="868680" cy="488892"/>
+                                </a:xfrm>
+                                <a:prstGeom prst="rect"/>
+                              </pic:spPr>
+                            </pic:pic>
+                          </a:graphicData>
+                        </a:graphic>
+                      </wp:inline>
+                    </w:drawing>
+                  </w:r>
+                </w:p>
+              </w:tc>
+              <w:tc>
+                <w:tcPr>
+                  <w:tcW w:type="dxa" w:w="3024"/>
+                  <w:vAlign w:val="center"/>
+                </w:tcPr>
+                <w:p>
+                  <w:pPr>
+                    <w:spacing w:after="40" w:line="240" w:lineRule="auto"/>
+                  </w:pPr>
+                  <w:r>
+                    <w:rPr>
+                      <w:sz w:val="22"/>
+                    </w:rPr>
+                    <w:t>3. Он всегда эгоист.</w:t>
+                  </w:r>
+                </w:p>
+              </w:tc>
+            </w:tr>
+          </w:tbl>
+          <w:p>
+            <w:pPr>
+              <w:spacing w:after="0" w:line="20" w:lineRule="exact"/>
+            </w:pPr>
+            <w:r>
+              <w:rPr>
+                <w:sz w:val="2"/>
+              </w:rPr>
+            </w:r>
+          </w:p>
+        </w:tc>
+        <w:tc>
+          <w:tcPr>
+            <w:tcW w:type="dxa" w:w="5040"/>
+            <w:vAlign w:val="center"/>
+            <w:tcBorders>
+              <w:top w:val="dashed" w:sz="4" w:color="8C8C8C"/>
+              <w:left w:val="dashed" w:sz="4" w:color="8C8C8C"/>
+              <w:bottom w:val="dashed" w:sz="4" w:color="8C8C8C"/>
+              <w:right w:val="dashed" w:sz="4" w:color="8C8C8C"/>
+            </w:tcBorders>
+          </w:tcPr>
+          <w:p>
+            <w:pPr>
+              <w:spacing w:after="0" w:line="20" w:lineRule="exact"/>
+            </w:pPr>
+            <w:r>
+              <w:rPr>
+                <w:sz w:val="2"/>
+              </w:rPr>
+            </w:r>
+          </w:p>
+          <w:tbl>
+            <w:tblPr>
+              <w:tblW w:type="auto" w:w="0"/>
+              <w:tblLayout w:type="fixed"/>
+              <w:tblLook w:firstColumn="1" w:firstRow="1" w:lastColumn="0" w:lastRow="0" w:noHBand="0" w:noVBand="1" w:val="04A0"/>
+            </w:tblPr>
+            <w:tblGrid>
+              <w:gridCol w:w="1584"/>
+              <w:gridCol w:w="3024"/>
+            </w:tblGrid>
+            <w:tr>
+              <w:tc>
+                <w:tcPr>
+                  <w:tcW w:type="dxa" w:w="1584"/>
+                  <w:vAlign w:val="center"/>
+                </w:tcPr>
+                <w:p>
+                  <w:pPr>
+                    <w:spacing w:after="40"/>
+                  </w:pPr>
+                  <w:r>
+                    <w:drawing>
+                      <wp:inline xmlns:a="http://schemas.openxmlformats.org/drawingml/2006/main" xmlns:pic="http://schemas.openxmlformats.org/drawingml/2006/picture">
+                        <wp:extent cx="868680" cy="488892"/>
+                        <wp:docPr id="7" name="Picture 7" descr="Иллюстрация по теме карточки"/>
+                        <wp:cNvGraphicFramePr>
+                          <a:graphicFrameLocks noChangeAspect="1"/>
+                        </wp:cNvGraphicFramePr>
+                        <a:graphic>
+                          <a:graphicData uri="http://schemas.openxmlformats.org/drawingml/2006/picture">
+                            <pic:pic>
+                              <pic:nvPicPr>
+                                <pic:cNvPr id="0" name="02.jpg"/>
+                                <pic:cNvPicPr/>
+                              </pic:nvPicPr>
+                              <pic:blipFill>
+                                <a:blip r:embed="rId10"/>
+                                <a:stretch>
+                                  <a:fillRect/>
+                                </a:stretch>
+                              </pic:blipFill>
+                              <pic:spPr>
+                                <a:xfrm>
+                                  <a:off x="0" y="0"/>
+                                  <a:ext cx="868680" cy="488892"/>
+                                </a:xfrm>
+                                <a:prstGeom prst="rect"/>
+                              </pic:spPr>
+                            </pic:pic>
+                          </a:graphicData>
+                        </a:graphic>
+                      </wp:inline>
+                    </w:drawing>
+                  </w:r>
+                </w:p>
+              </w:tc>
+              <w:tc>
+                <w:tcPr>
+                  <w:tcW w:type="dxa" w:w="3024"/>
+                  <w:vAlign w:val="center"/>
+                </w:tcPr>
+                <w:p>
+                  <w:pPr>
+                    <w:spacing w:after="40" w:line="240" w:lineRule="auto"/>
+                  </w:pPr>
+                  <w:r>
+                    <w:rPr>
+                      <w:sz w:val="22"/>
+                    </w:rPr>
+                    <w:t>4. В общем файле нет вчерашнего абзаца.</w:t>
+                  </w:r>
+                </w:p>
+              </w:tc>
+            </w:tr>
+          </w:tbl>
+          <w:p>
+            <w:pPr>
+              <w:spacing w:after="0" w:line="20" w:lineRule="exact"/>
+            </w:pPr>
+            <w:r>
+              <w:rPr>
+                <w:sz w:val="2"/>
+              </w:rPr>
+            </w:r>
+          </w:p>
+        </w:tc>
+      </w:tr>
+      <w:tr>
+        <w:trPr>
+          <w:cantSplit/>
+        </w:trPr>
+        <w:tc>
+          <w:tcPr>
+            <w:tcW w:type="dxa" w:w="5040"/>
+            <w:vAlign w:val="center"/>
+            <w:tcBorders>
+              <w:top w:val="dashed" w:sz="4" w:color="8C8C8C"/>
+              <w:left w:val="dashed" w:sz="4" w:color="8C8C8C"/>
+              <w:bottom w:val="dashed" w:sz="4" w:color="8C8C8C"/>
+              <w:right w:val="dashed" w:sz="4" w:color="8C8C8C"/>
+            </w:tcBorders>
+          </w:tcPr>
+          <w:p>
+            <w:pPr>
+              <w:spacing w:after="0" w:line="20" w:lineRule="exact"/>
+            </w:pPr>
+            <w:r>
+              <w:rPr>
+                <w:sz w:val="2"/>
+              </w:rPr>
+            </w:r>
+          </w:p>
+          <w:tbl>
+            <w:tblPr>
+              <w:tblW w:type="auto" w:w="0"/>
+              <w:tblLayout w:type="fixed"/>
+              <w:tblLook w:firstColumn="1" w:firstRow="1" w:lastColumn="0" w:lastRow="0" w:noHBand="0" w:noVBand="1" w:val="04A0"/>
+            </w:tblPr>
+            <w:tblGrid>
+              <w:gridCol w:w="1584"/>
+              <w:gridCol w:w="3024"/>
+            </w:tblGrid>
+            <w:tr>
+              <w:tc>
+                <w:tcPr>
+                  <w:tcW w:type="dxa" w:w="1584"/>
+                  <w:vAlign w:val="center"/>
+                </w:tcPr>
+                <w:p>
+                  <w:pPr>
+                    <w:spacing w:after="40"/>
+                  </w:pPr>
+                  <w:r>
+                    <w:drawing>
+                      <wp:inline xmlns:a="http://schemas.openxmlformats.org/drawingml/2006/main" xmlns:pic="http://schemas.openxmlformats.org/drawingml/2006/picture">
+                        <wp:extent cx="868680" cy="488892"/>
+                        <wp:docPr id="8" name="Picture 8" descr="Иллюстрация по теме карточки"/>
+                        <wp:cNvGraphicFramePr>
+                          <a:graphicFrameLocks noChangeAspect="1"/>
+                        </wp:cNvGraphicFramePr>
+                        <a:graphic>
+                          <a:graphicData uri="http://schemas.openxmlformats.org/drawingml/2006/picture">
+                            <pic:pic>
+                              <pic:nvPicPr>
+                                <pic:cNvPr id="0" name="03.jpg"/>
+                                <pic:cNvPicPr/>
+                              </pic:nvPicPr>
+                              <pic:blipFill>
+                                <a:blip r:embed="rId11"/>
+                                <a:stretch>
+                                  <a:fillRect/>
+                                </a:stretch>
+                              </pic:blipFill>
+                              <pic:spPr>
+                                <a:xfrm>
+                                  <a:off x="0" y="0"/>
+                                  <a:ext cx="868680" cy="488892"/>
+                                </a:xfrm>
+                                <a:prstGeom prst="rect"/>
+                              </pic:spPr>
+                            </pic:pic>
+                          </a:graphicData>
+                        </a:graphic>
+                      </wp:inline>
+                    </w:drawing>
+                  </w:r>
+                </w:p>
+              </w:tc>
+              <w:tc>
+                <w:tcPr>
+                  <w:tcW w:type="dxa" w:w="3024"/>
+                  <w:vAlign w:val="center"/>
+                </w:tcPr>
+                <w:p>
+                  <w:pPr>
+                    <w:spacing w:after="40" w:line="240" w:lineRule="auto"/>
+                  </w:pPr>
+                  <w:r>
+                    <w:rPr>
+                      <w:sz w:val="22"/>
+                    </w:rPr>
+                    <w:t>5. Возможно, она не поняла задание.</w:t>
+                  </w:r>
+                </w:p>
+              </w:tc>
+            </w:tr>
+          </w:tbl>
+          <w:p>
+            <w:pPr>
+              <w:spacing w:after="0" w:line="20" w:lineRule="exact"/>
+            </w:pPr>
+            <w:r>
+              <w:rPr>
+                <w:sz w:val="2"/>
+              </w:rPr>
+            </w:r>
+          </w:p>
+        </w:tc>
+        <w:tc>
+          <w:tcPr>
+            <w:tcW w:type="dxa" w:w="5040"/>
+            <w:vAlign w:val="center"/>
+            <w:tcBorders>
+              <w:top w:val="dashed" w:sz="4" w:color="8C8C8C"/>
+              <w:left w:val="dashed" w:sz="4" w:color="8C8C8C"/>
+              <w:bottom w:val="dashed" w:sz="4" w:color="8C8C8C"/>
+              <w:right w:val="dashed" w:sz="4" w:color="8C8C8C"/>
+            </w:tcBorders>
+          </w:tcPr>
+          <w:p>
+            <w:pPr>
+              <w:spacing w:after="0" w:line="20" w:lineRule="exact"/>
+            </w:pPr>
+            <w:r>
+              <w:rPr>
+                <w:sz w:val="2"/>
+              </w:rPr>
+            </w:r>
+          </w:p>
+          <w:tbl>
+            <w:tblPr>
+              <w:tblW w:type="auto" w:w="0"/>
+              <w:tblLayout w:type="fixed"/>
+              <w:tblLook w:firstColumn="1" w:firstRow="1" w:lastColumn="0" w:lastRow="0" w:noHBand="0" w:noVBand="1" w:val="04A0"/>
+            </w:tblPr>
+            <w:tblGrid>
+              <w:gridCol w:w="1584"/>
+              <w:gridCol w:w="3024"/>
+            </w:tblGrid>
+            <w:tr>
+              <w:tc>
+                <w:tcPr>
+                  <w:tcW w:type="dxa" w:w="1584"/>
+                  <w:vAlign w:val="center"/>
+                </w:tcPr>
+                <w:p>
+                  <w:pPr>
+                    <w:spacing w:after="40"/>
+                  </w:pPr>
+                  <w:r>
+                    <w:drawing>
+                      <wp:inline xmlns:a="http://schemas.openxmlformats.org/drawingml/2006/main" xmlns:pic="http://schemas.openxmlformats.org/drawingml/2006/picture">
+                        <wp:extent cx="868680" cy="488892"/>
+                        <wp:docPr id="9" name="Picture 9" descr="Иллюстрация по теме карточки"/>
+                        <wp:cNvGraphicFramePr>
+                          <a:graphicFrameLocks noChangeAspect="1"/>
+                        </wp:cNvGraphicFramePr>
+                        <a:graphic>
+                          <a:graphicData uri="http://schemas.openxmlformats.org/drawingml/2006/picture">
+                            <pic:pic>
+                              <pic:nvPicPr>
+                                <pic:cNvPr id="0" name="03.jpg"/>
+                                <pic:cNvPicPr/>
+                              </pic:nvPicPr>
+                              <pic:blipFill>
+                                <a:blip r:embed="rId11"/>
+                                <a:stretch>
+                                  <a:fillRect/>
+                                </a:stretch>
+                              </pic:blipFill>
+                              <pic:spPr>
+                                <a:xfrm>
+                                  <a:off x="0" y="0"/>
+                                  <a:ext cx="868680" cy="488892"/>
+                                </a:xfrm>
+                                <a:prstGeom prst="rect"/>
+                              </pic:spPr>
+                            </pic:pic>
+                          </a:graphicData>
+                        </a:graphic>
+                      </wp:inline>
+                    </w:drawing>
+                  </w:r>
+                </w:p>
+              </w:tc>
+              <w:tc>
+                <w:tcPr>
+                  <w:tcW w:type="dxa" w:w="3024"/>
+                  <w:vAlign w:val="center"/>
+                </w:tcPr>
+                <w:p>
+                  <w:pPr>
+                    <w:spacing w:after="40" w:line="240" w:lineRule="auto"/>
+                  </w:pPr>
+                  <w:r>
+                    <w:rPr>
+                      <w:sz w:val="22"/>
+                    </w:rPr>
+                    <w:t>6. Она никогда ничего не делает нормально.</w:t>
+                  </w:r>
+                </w:p>
+              </w:tc>
+            </w:tr>
+          </w:tbl>
+          <w:p>
+            <w:pPr>
+              <w:spacing w:after="0" w:line="20" w:lineRule="exact"/>
+            </w:pPr>
+            <w:r>
+              <w:rPr>
+                <w:sz w:val="2"/>
+              </w:rPr>
+            </w:r>
+          </w:p>
+        </w:tc>
+      </w:tr>
+    </w:tbl>
     <w:p>
       <w:r>
-        <w:t>1. Он сидит отдельно.</w:t>
-      </w:r>
-    </w:p>
-    <w:p>
-      <w:r>
-        <w:t>2. Он не хочет помогать.</w:t>
-      </w:r>
-    </w:p>
-    <w:p>
-      <w:r>
-        <w:t>3. Он всегда эгоист.</w:t>
-      </w:r>
-    </w:p>
-    <w:p>
-      <w:r>
-        <w:t>4. В общем файле нет вчерашнего абзаца.</w:t>
-      </w:r>
-    </w:p>
-    <w:p>
-      <w:r>
-        <w:t>5. Возможно, она не поняла задание.</w:t>
-      </w:r>
-    </w:p>
-    <w:p>
-      <w:r>
-        <w:t>6. Она никогда ничего не делает нормально.</w:t>
-      </w:r>
-    </w:p>
-    <w:p>
-      <w:r>
-        <w:t>Для этапа 3 используйте высказывания 1–3. Высказывания 4–6 можно разобрать дополнительно.</w:t>
+        <w:t>На этапе 3 используйте 1–3. Высказывания 4–6 — для дополнительного разбора.</w:t>
       </w:r>
     </w:p>
     <w:p>
@@ -130,11 +1063,78 @@
         <w:t>Рабочий лист участника</w:t>
       </w:r>
     </w:p>
-    <w:p>
-      <w:r>
-        <w:t>Этот лист можно оставить у себя. Личные примеры необязательны.</w:t>
-      </w:r>
-    </w:p>
+    <w:tbl>
+      <w:tblPr>
+        <w:tblW w:type="auto" w:w="0"/>
+        <w:tblLayout w:type="fixed"/>
+        <w:tblLook w:firstColumn="1" w:firstRow="1" w:lastColumn="0" w:lastRow="0" w:noHBand="0" w:noVBand="1" w:val="04A0"/>
+      </w:tblPr>
+      <w:tblGrid>
+        <w:gridCol w:w="2016"/>
+        <w:gridCol w:w="8064"/>
+      </w:tblGrid>
+      <w:tr>
+        <w:trPr>
+          <w:cantSplit/>
+        </w:trPr>
+        <w:tc>
+          <w:tcPr>
+            <w:tcW w:type="dxa" w:w="2016"/>
+            <w:vAlign w:val="center"/>
+          </w:tcPr>
+          <w:p>
+            <w:pPr>
+              <w:spacing w:after="40"/>
+            </w:pPr>
+            <w:r>
+              <w:drawing>
+                <wp:inline xmlns:a="http://schemas.openxmlformats.org/drawingml/2006/main" xmlns:pic="http://schemas.openxmlformats.org/drawingml/2006/picture">
+                  <wp:extent cx="1097280" cy="617548"/>
+                  <wp:docPr id="10" name="Picture 10" descr="Разговор без ярлыка"/>
+                  <wp:cNvGraphicFramePr>
+                    <a:graphicFrameLocks noChangeAspect="1"/>
+                  </wp:cNvGraphicFramePr>
+                  <a:graphic>
+                    <a:graphicData uri="http://schemas.openxmlformats.org/drawingml/2006/picture">
+                      <pic:pic>
+                        <pic:nvPicPr>
+                          <pic:cNvPr id="0" name="04.jpg"/>
+                          <pic:cNvPicPr/>
+                        </pic:nvPicPr>
+                        <pic:blipFill>
+                          <a:blip r:embed="rId12"/>
+                          <a:stretch>
+                            <a:fillRect/>
+                          </a:stretch>
+                        </pic:blipFill>
+                        <pic:spPr>
+                          <a:xfrm>
+                            <a:off x="0" y="0"/>
+                            <a:ext cx="1097280" cy="617548"/>
+                          </a:xfrm>
+                          <a:prstGeom prst="rect"/>
+                        </pic:spPr>
+                      </pic:pic>
+                    </a:graphicData>
+                  </a:graphic>
+                </wp:inline>
+              </w:drawing>
+            </w:r>
+          </w:p>
+        </w:tc>
+        <w:tc>
+          <w:tcPr>
+            <w:tcW w:type="dxa" w:w="8064"/>
+            <w:vAlign w:val="center"/>
+          </w:tcPr>
+          <w:p>
+            <w:r>
+              <w:t>Лист можно оставить у себя. Личные примеры необязательны.</w:t>
+            </w:r>
+          </w:p>
+        </w:tc>
+      </w:tr>
+    </w:tbl>
     <w:p>
       <w:pPr>
         <w:pStyle w:val="Heading2"/>
@@ -165,12 +1165,12 @@
     </w:p>
     <w:p>
       <w:r>
-        <w:t>Что стало известно: ______________________________________________</w:t>
+        <w:t>Что стало известно: ____________________________________________</w:t>
       </w:r>
     </w:p>
     <w:p>
       <w:r>
-        <w:t>Что я ещё предполагаю: ___________________________________________</w:t>
+        <w:t>Что я ещё предполагаю: _________________________________________</w:t>
       </w:r>
     </w:p>
     <w:p>
@@ -183,27 +1183,27 @@
     </w:p>
     <w:p>
       <w:r>
-        <w:t>Ситуация: твой партнёр не подготовил свою часть работы. Составьте короткий разговор и затем поменяйтесь ролями.</w:t>
+        <w:t>Партнёр не подготовил свою часть работы. Составьте короткий разговор и поменяйтесь ролями.</w:t>
       </w:r>
     </w:p>
     <w:p>
       <w:r>
-        <w:t>Наблюдение и вопрос: ____________________________________________</w:t>
+        <w:t>Наблюдение и вопрос: ______________________________</w:t>
       </w:r>
     </w:p>
     <w:p>
       <w:r>
-        <w:t>Объяснение партнёра: ____________________________________________</w:t>
+        <w:t>Объяснение партнёра: ______________________________</w:t>
       </w:r>
     </w:p>
     <w:p>
       <w:r>
-        <w:t>Договорённость кто и что сделает: __________________________________</w:t>
+        <w:t>Договорённость кто и что сделает: ______________________________</w:t>
       </w:r>
     </w:p>
     <w:p>
       <w:r>
-        <w:t>Когда: __________________________________________________________</w:t>
+        <w:t>Когда: ______________________________</w:t>
       </w:r>
     </w:p>
     <w:p>
@@ -216,17 +1216,17 @@
     </w:p>
     <w:p>
       <w:r>
-        <w:t>Я или герой могу признать: ________________________________________</w:t>
+        <w:t>Я или герой могу признать: ______________________________</w:t>
       </w:r>
     </w:p>
     <w:p>
       <w:r>
-        <w:t>Один шаг на неделю: ______________________________________________</w:t>
+        <w:t>Один шаг на неделю: ______________________________</w:t>
       </w:r>
     </w:p>
     <w:p>
       <w:r>
-        <w:t>Когда применю его: _______________________________________________</w:t>
+        <w:t>Когда применю его: ______________________________</w:t>
       </w:r>
     </w:p>
     <w:sectPr>
@@ -616,7 +1616,7 @@
     <w:qFormat/>
     <w:rsid w:val="00FC693F"/>
     <w:pPr>
-      <w:spacing w:line="259" w:lineRule="auto" w:after="100"/>
+      <w:spacing w:after="100" w:line="259" w:lineRule="auto"/>
     </w:pPr>
     <w:rPr>
       <w:rFonts w:ascii="DejaVu Sans" w:hAnsi="DejaVu Sans"/>
@@ -679,7 +1679,7 @@
     <w:pPr>
       <w:keepNext/>
       <w:keepLines/>
-      <w:spacing w:before="160" w:after="120"/>
+      <w:spacing w:before="160" w:after="100" w:line="259" w:lineRule="auto"/>
       <w:outlineLvl w:val="0"/>
     </w:pPr>
     <w:rPr>
@@ -703,7 +1703,7 @@
     <w:pPr>
       <w:keepNext/>
       <w:keepLines/>
-      <w:spacing w:before="160" w:after="120"/>
+      <w:spacing w:before="160" w:after="100" w:line="259" w:lineRule="auto"/>
       <w:outlineLvl w:val="1"/>
     </w:pPr>
     <w:rPr>
@@ -965,7 +1965,7 @@
     <w:qFormat/>
     <w:rsid w:val="00FC693F"/>
     <w:pPr>
-      <w:spacing w:after="120" w:line="240" w:lineRule="auto" w:before="160"/>
+      <w:spacing w:after="100" w:line="259" w:lineRule="auto" w:before="160"/>
       <w:contextualSpacing/>
     </w:pPr>
     <w:rPr>
@@ -973,7 +1973,7 @@
       <w:color w:val="000000"/>
       <w:spacing w:val="5"/>
       <w:kern w:val="28"/>
-      <w:sz w:val="48"/>
+      <w:sz w:val="46"/>
       <w:szCs w:val="52"/>
     </w:rPr>
   </w:style>
@@ -1004,7 +2004,7 @@
       <w:numPr>
         <w:ilvl w:val="1"/>
       </w:numPr>
-      <w:spacing w:before="160" w:after="120"/>
+      <w:spacing w:after="100" w:line="259" w:lineRule="auto" w:before="160"/>
     </w:pPr>
     <w:rPr>
       <w:rFonts w:asciiTheme="majorHAnsi" w:eastAsiaTheme="majorEastAsia" w:hAnsiTheme="majorHAnsi" w:cstheme="majorBidi" w:ascii="DejaVu Sans" w:hAnsi="DejaVu Sans"/>
